--- a/lessons/3-6-group2/homework.docx
+++ b/lessons/3-6-group2/homework.docx
@@ -80,7 +80,7 @@
         <w:spacing w:after="60" w:before="0"/>
       </w:pPr>
       <w:r>
-        <w:t xml:space="preserve">Content: I can use ratio reasoning to solve problems with proportions and scaling, explain why the method works, and use it on a problem I have not seen before.</w:t>
+        <w:t xml:space="preserve">Content: I can use ratio reasoning to convert between units within the same measurement system, explain why the method works, and use it on a problem I have not seen before.</w:t>
       </w:r>
     </w:p>
     <w:p>
@@ -161,10 +161,10 @@
           <w:b/>
           <w:bCs/>
         </w:rPr>
-        <w:t xml:space="preserve">Ratio Reasoning (Razonamiento con razones)</w:t>
-      </w:r>
-      <w:r>
-        <w:t xml:space="preserve"> — Use equivalent ratios, tables, graphs, or unit rates to solve a problem.</w:t>
+        <w:t xml:space="preserve">Convert Measurements within the Same System (Convertir medidas dentro del mismo sistema)</w:t>
+      </w:r>
+      <w:r>
+        <w:t xml:space="preserve"> — Rewriting a measurement in a different unit of the SAME system, such as feet into inches or liters into milliliters.</w:t>
       </w:r>
     </w:p>
     <w:p>
@@ -224,10 +224,73 @@
           <w:b/>
           <w:bCs/>
         </w:rPr>
-        <w:t xml:space="preserve">Proportion (Proporción)</w:t>
-      </w:r>
-      <w:r>
-        <w:t xml:space="preserve"> — A math sentence saying two ratios are equal.</w:t>
+        <w:t xml:space="preserve">Conversion factor (Factor de conversión)</w:t>
+      </w:r>
+      <w:r>
+        <w:t xml:space="preserve"> — The ratio that links two units in the same measurement system, such as 12 inches to 1 foot. Within one system it is exact.</w:t>
+      </w:r>
+    </w:p>
+    <w:p>
+      <w:pPr>
+        <w:keepNext/>
+        <w:spacing w:after="20" w:before="80"/>
+        <w:jc w:val="center"/>
+      </w:pPr>
+      <w:r>
+        <w:drawing>
+          <wp:inline distT="0" distB="0" distL="0" distR="0">
+            <wp:extent cx="1047750" cy="790575"/>
+            <wp:effectExtent t="0" r="0" b="0" l="0"/>
+            <wp:docPr id="1" name="" descr="" title=""/>
+            <wp:cNvGraphicFramePr>
+              <a:graphicFrameLocks xmlns:a="http://schemas.openxmlformats.org/drawingml/2006/main" noChangeAspect="1"/>
+            </wp:cNvGraphicFramePr>
+            <a:graphic xmlns:a="http://schemas.openxmlformats.org/drawingml/2006/main">
+              <a:graphicData uri="http://schemas.openxmlformats.org/drawingml/2006/picture">
+                <pic:pic xmlns:pic="http://schemas.openxmlformats.org/drawingml/2006/picture">
+                  <pic:nvPicPr>
+                    <pic:cNvPr id="0" name="" descr=""/>
+                    <pic:cNvPicPr>
+                      <a:picLocks noChangeAspect="1" noChangeArrowheads="1"/>
+                    </pic:cNvPicPr>
+                  </pic:nvPicPr>
+                  <pic:blipFill>
+                    <a:blip r:embed="rId7" cstate="none"/>
+                    <a:srcRect/>
+                    <a:stretch>
+                      <a:fillRect/>
+                    </a:stretch>
+                  </pic:blipFill>
+                  <pic:spPr bwMode="auto">
+                    <a:xfrm>
+                      <a:off x="0" y="0"/>
+                      <a:ext cx="1047750" cy="790575"/>
+                    </a:xfrm>
+                    <a:prstGeom prst="rect">
+                      <a:avLst/>
+                    </a:prstGeom>
+                  </pic:spPr>
+                </pic:pic>
+              </a:graphicData>
+            </a:graphic>
+          </wp:inline>
+        </w:drawing>
+      </w:r>
+    </w:p>
+    <w:p>
+      <w:pPr>
+        <w:keepNext/>
+        <w:spacing w:after="120"/>
+      </w:pPr>
+      <w:r>
+        <w:rPr>
+          <w:b/>
+          <w:bCs/>
+        </w:rPr>
+        <w:t xml:space="preserve">Unit ratio (Razón unitaria)</w:t>
+      </w:r>
+      <w:r>
+        <w:t xml:space="preserve"> — A ratio that compares an amount to exactly 1 unit of another quantity, like 12 inches to 1 foot.</w:t>
       </w:r>
     </w:p>
     <w:p>
@@ -287,10 +350,73 @@
           <w:b/>
           <w:bCs/>
         </w:rPr>
-        <w:t xml:space="preserve">Cross-multiply (Multiplicación cruzada)</w:t>
-      </w:r>
-      <w:r>
-        <w:t xml:space="preserve"> — Multiplying across two ratios to check if they are equal.</w:t>
+        <w:t xml:space="preserve">Convert (Convertir)</w:t>
+      </w:r>
+      <w:r>
+        <w:t xml:space="preserve"> — To change a measurement from one unit to another without changing how much it is.</w:t>
+      </w:r>
+    </w:p>
+    <w:p>
+      <w:pPr>
+        <w:keepNext/>
+        <w:spacing w:after="20" w:before="80"/>
+        <w:jc w:val="center"/>
+      </w:pPr>
+      <w:r>
+        <w:drawing>
+          <wp:inline distT="0" distB="0" distL="0" distR="0">
+            <wp:extent cx="1047750" cy="790575"/>
+            <wp:effectExtent t="0" r="0" b="0" l="0"/>
+            <wp:docPr id="1" name="" descr="" title=""/>
+            <wp:cNvGraphicFramePr>
+              <a:graphicFrameLocks xmlns:a="http://schemas.openxmlformats.org/drawingml/2006/main" noChangeAspect="1"/>
+            </wp:cNvGraphicFramePr>
+            <a:graphic xmlns:a="http://schemas.openxmlformats.org/drawingml/2006/main">
+              <a:graphicData uri="http://schemas.openxmlformats.org/drawingml/2006/picture">
+                <pic:pic xmlns:pic="http://schemas.openxmlformats.org/drawingml/2006/picture">
+                  <pic:nvPicPr>
+                    <pic:cNvPr id="0" name="" descr=""/>
+                    <pic:cNvPicPr>
+                      <a:picLocks noChangeAspect="1" noChangeArrowheads="1"/>
+                    </pic:cNvPicPr>
+                  </pic:nvPicPr>
+                  <pic:blipFill>
+                    <a:blip r:embed="rId7" cstate="none"/>
+                    <a:srcRect/>
+                    <a:stretch>
+                      <a:fillRect/>
+                    </a:stretch>
+                  </pic:blipFill>
+                  <pic:spPr bwMode="auto">
+                    <a:xfrm>
+                      <a:off x="0" y="0"/>
+                      <a:ext cx="1047750" cy="790575"/>
+                    </a:xfrm>
+                    <a:prstGeom prst="rect">
+                      <a:avLst/>
+                    </a:prstGeom>
+                  </pic:spPr>
+                </pic:pic>
+              </a:graphicData>
+            </a:graphic>
+          </wp:inline>
+        </w:drawing>
+      </w:r>
+    </w:p>
+    <w:p>
+      <w:pPr>
+        <w:keepNext/>
+        <w:spacing w:after="120"/>
+      </w:pPr>
+      <w:r>
+        <w:rPr>
+          <w:b/>
+          <w:bCs/>
+        </w:rPr>
+        <w:t xml:space="preserve">Measurement system (Sistema de medidas)</w:t>
+      </w:r>
+      <w:r>
+        <w:t xml:space="preserve"> — A family of units that go together — customary units like inches and feet, or metric units like milliliters and liters.</w:t>
       </w:r>
     </w:p>
     <w:p>
@@ -350,10 +476,10 @@
           <w:b/>
           <w:bCs/>
         </w:rPr>
-        <w:t xml:space="preserve">Scale (Escalar)</w:t>
-      </w:r>
-      <w:r>
-        <w:t xml:space="preserve"> — To multiply or divide both parts of a ratio by the same number.</w:t>
+        <w:t xml:space="preserve">Double number line (Recta numérica doble)</w:t>
+      </w:r>
+      <w:r>
+        <w:t xml:space="preserve"> — Two number lines lined up so matching tick marks show two units for the same amount.</w:t>
       </w:r>
     </w:p>
     <w:p>
@@ -413,10 +539,10 @@
           <w:b/>
           <w:bCs/>
         </w:rPr>
-        <w:t xml:space="preserve">Equivalent (Equivalente)</w:t>
-      </w:r>
-      <w:r>
-        <w:t xml:space="preserve"> — Having the same value.</w:t>
+        <w:t xml:space="preserve">Ratio table (Tabla de razones)</w:t>
+      </w:r>
+      <w:r>
+        <w:t xml:space="preserve"> — A table of equal ratios that lets you scale a conversion up or down one row at a time.</w:t>
       </w:r>
     </w:p>
     <w:p>
@@ -476,10 +602,10 @@
           <w:b/>
           <w:bCs/>
         </w:rPr>
-        <w:t xml:space="preserve">Unit rate (Tasa unitaria)</w:t>
-      </w:r>
-      <w:r>
-        <w:t xml:space="preserve"> — A rate for just 1 of something. You find it by dividing.</w:t>
+        <w:t xml:space="preserve">Ratio Reasoning (Razonamiento con razones)</w:t>
+      </w:r>
+      <w:r>
+        <w:t xml:space="preserve"> — Use equivalent ratios, tables, graphs, or unit rates to solve a problem.</w:t>
       </w:r>
     </w:p>
     <w:p>
@@ -539,10 +665,262 @@
           <w:b/>
           <w:bCs/>
         </w:rPr>
-        <w:t xml:space="preserve">Ratio table (Tabla de razones)</w:t>
-      </w:r>
-      <w:r>
-        <w:t xml:space="preserve"> — A table of equal ratios that shows a pattern.</w:t>
+        <w:t xml:space="preserve">Proportion (Proporción)</w:t>
+      </w:r>
+      <w:r>
+        <w:t xml:space="preserve"> — A math sentence saying two ratios are equal.</w:t>
+      </w:r>
+    </w:p>
+    <w:p>
+      <w:pPr>
+        <w:keepNext/>
+        <w:spacing w:after="20" w:before="80"/>
+        <w:jc w:val="center"/>
+      </w:pPr>
+      <w:r>
+        <w:drawing>
+          <wp:inline distT="0" distB="0" distL="0" distR="0">
+            <wp:extent cx="1047750" cy="790575"/>
+            <wp:effectExtent t="0" r="0" b="0" l="0"/>
+            <wp:docPr id="1" name="" descr="" title=""/>
+            <wp:cNvGraphicFramePr>
+              <a:graphicFrameLocks xmlns:a="http://schemas.openxmlformats.org/drawingml/2006/main" noChangeAspect="1"/>
+            </wp:cNvGraphicFramePr>
+            <a:graphic xmlns:a="http://schemas.openxmlformats.org/drawingml/2006/main">
+              <a:graphicData uri="http://schemas.openxmlformats.org/drawingml/2006/picture">
+                <pic:pic xmlns:pic="http://schemas.openxmlformats.org/drawingml/2006/picture">
+                  <pic:nvPicPr>
+                    <pic:cNvPr id="0" name="" descr=""/>
+                    <pic:cNvPicPr>
+                      <a:picLocks noChangeAspect="1" noChangeArrowheads="1"/>
+                    </pic:cNvPicPr>
+                  </pic:nvPicPr>
+                  <pic:blipFill>
+                    <a:blip r:embed="rId12" cstate="none"/>
+                    <a:srcRect/>
+                    <a:stretch>
+                      <a:fillRect/>
+                    </a:stretch>
+                  </pic:blipFill>
+                  <pic:spPr bwMode="auto">
+                    <a:xfrm>
+                      <a:off x="0" y="0"/>
+                      <a:ext cx="1047750" cy="790575"/>
+                    </a:xfrm>
+                    <a:prstGeom prst="rect">
+                      <a:avLst/>
+                    </a:prstGeom>
+                  </pic:spPr>
+                </pic:pic>
+              </a:graphicData>
+            </a:graphic>
+          </wp:inline>
+        </w:drawing>
+      </w:r>
+    </w:p>
+    <w:p>
+      <w:pPr>
+        <w:keepNext/>
+        <w:spacing w:after="120"/>
+      </w:pPr>
+      <w:r>
+        <w:rPr>
+          <w:b/>
+          <w:bCs/>
+        </w:rPr>
+        <w:t xml:space="preserve">Cross-multiply (Multiplicación cruzada)</w:t>
+      </w:r>
+      <w:r>
+        <w:t xml:space="preserve"> — Multiplying across two ratios to check if they are equal.</w:t>
+      </w:r>
+    </w:p>
+    <w:p>
+      <w:pPr>
+        <w:keepNext/>
+        <w:spacing w:after="20" w:before="80"/>
+        <w:jc w:val="center"/>
+      </w:pPr>
+      <w:r>
+        <w:drawing>
+          <wp:inline distT="0" distB="0" distL="0" distR="0">
+            <wp:extent cx="1047750" cy="790575"/>
+            <wp:effectExtent t="0" r="0" b="0" l="0"/>
+            <wp:docPr id="1" name="" descr="" title=""/>
+            <wp:cNvGraphicFramePr>
+              <a:graphicFrameLocks xmlns:a="http://schemas.openxmlformats.org/drawingml/2006/main" noChangeAspect="1"/>
+            </wp:cNvGraphicFramePr>
+            <a:graphic xmlns:a="http://schemas.openxmlformats.org/drawingml/2006/main">
+              <a:graphicData uri="http://schemas.openxmlformats.org/drawingml/2006/picture">
+                <pic:pic xmlns:pic="http://schemas.openxmlformats.org/drawingml/2006/picture">
+                  <pic:nvPicPr>
+                    <pic:cNvPr id="0" name="" descr=""/>
+                    <pic:cNvPicPr>
+                      <a:picLocks noChangeAspect="1" noChangeArrowheads="1"/>
+                    </pic:cNvPicPr>
+                  </pic:nvPicPr>
+                  <pic:blipFill>
+                    <a:blip r:embed="rId13" cstate="none"/>
+                    <a:srcRect/>
+                    <a:stretch>
+                      <a:fillRect/>
+                    </a:stretch>
+                  </pic:blipFill>
+                  <pic:spPr bwMode="auto">
+                    <a:xfrm>
+                      <a:off x="0" y="0"/>
+                      <a:ext cx="1047750" cy="790575"/>
+                    </a:xfrm>
+                    <a:prstGeom prst="rect">
+                      <a:avLst/>
+                    </a:prstGeom>
+                  </pic:spPr>
+                </pic:pic>
+              </a:graphicData>
+            </a:graphic>
+          </wp:inline>
+        </w:drawing>
+      </w:r>
+    </w:p>
+    <w:p>
+      <w:pPr>
+        <w:keepNext/>
+        <w:spacing w:after="120"/>
+      </w:pPr>
+      <w:r>
+        <w:rPr>
+          <w:b/>
+          <w:bCs/>
+        </w:rPr>
+        <w:t xml:space="preserve">Scale (Escalar)</w:t>
+      </w:r>
+      <w:r>
+        <w:t xml:space="preserve"> — To multiply or divide both parts of a ratio by the same number.</w:t>
+      </w:r>
+    </w:p>
+    <w:p>
+      <w:pPr>
+        <w:keepNext/>
+        <w:spacing w:after="20" w:before="80"/>
+        <w:jc w:val="center"/>
+      </w:pPr>
+      <w:r>
+        <w:drawing>
+          <wp:inline distT="0" distB="0" distL="0" distR="0">
+            <wp:extent cx="1047750" cy="790575"/>
+            <wp:effectExtent t="0" r="0" b="0" l="0"/>
+            <wp:docPr id="1" name="" descr="" title=""/>
+            <wp:cNvGraphicFramePr>
+              <a:graphicFrameLocks xmlns:a="http://schemas.openxmlformats.org/drawingml/2006/main" noChangeAspect="1"/>
+            </wp:cNvGraphicFramePr>
+            <a:graphic xmlns:a="http://schemas.openxmlformats.org/drawingml/2006/main">
+              <a:graphicData uri="http://schemas.openxmlformats.org/drawingml/2006/picture">
+                <pic:pic xmlns:pic="http://schemas.openxmlformats.org/drawingml/2006/picture">
+                  <pic:nvPicPr>
+                    <pic:cNvPr id="0" name="" descr=""/>
+                    <pic:cNvPicPr>
+                      <a:picLocks noChangeAspect="1" noChangeArrowheads="1"/>
+                    </pic:cNvPicPr>
+                  </pic:nvPicPr>
+                  <pic:blipFill>
+                    <a:blip r:embed="rId14" cstate="none"/>
+                    <a:srcRect/>
+                    <a:stretch>
+                      <a:fillRect/>
+                    </a:stretch>
+                  </pic:blipFill>
+                  <pic:spPr bwMode="auto">
+                    <a:xfrm>
+                      <a:off x="0" y="0"/>
+                      <a:ext cx="1047750" cy="790575"/>
+                    </a:xfrm>
+                    <a:prstGeom prst="rect">
+                      <a:avLst/>
+                    </a:prstGeom>
+                  </pic:spPr>
+                </pic:pic>
+              </a:graphicData>
+            </a:graphic>
+          </wp:inline>
+        </w:drawing>
+      </w:r>
+    </w:p>
+    <w:p>
+      <w:pPr>
+        <w:keepNext/>
+        <w:spacing w:after="120"/>
+      </w:pPr>
+      <w:r>
+        <w:rPr>
+          <w:b/>
+          <w:bCs/>
+        </w:rPr>
+        <w:t xml:space="preserve">Equivalent (Equivalente)</w:t>
+      </w:r>
+      <w:r>
+        <w:t xml:space="preserve"> — Having the same value.</w:t>
+      </w:r>
+    </w:p>
+    <w:p>
+      <w:pPr>
+        <w:keepNext/>
+        <w:spacing w:after="20" w:before="80"/>
+        <w:jc w:val="center"/>
+      </w:pPr>
+      <w:r>
+        <w:drawing>
+          <wp:inline distT="0" distB="0" distL="0" distR="0">
+            <wp:extent cx="1047750" cy="790575"/>
+            <wp:effectExtent t="0" r="0" b="0" l="0"/>
+            <wp:docPr id="1" name="" descr="" title=""/>
+            <wp:cNvGraphicFramePr>
+              <a:graphicFrameLocks xmlns:a="http://schemas.openxmlformats.org/drawingml/2006/main" noChangeAspect="1"/>
+            </wp:cNvGraphicFramePr>
+            <a:graphic xmlns:a="http://schemas.openxmlformats.org/drawingml/2006/main">
+              <a:graphicData uri="http://schemas.openxmlformats.org/drawingml/2006/picture">
+                <pic:pic xmlns:pic="http://schemas.openxmlformats.org/drawingml/2006/picture">
+                  <pic:nvPicPr>
+                    <pic:cNvPr id="0" name="" descr=""/>
+                    <pic:cNvPicPr>
+                      <a:picLocks noChangeAspect="1" noChangeArrowheads="1"/>
+                    </pic:cNvPicPr>
+                  </pic:nvPicPr>
+                  <pic:blipFill>
+                    <a:blip r:embed="rId15" cstate="none"/>
+                    <a:srcRect/>
+                    <a:stretch>
+                      <a:fillRect/>
+                    </a:stretch>
+                  </pic:blipFill>
+                  <pic:spPr bwMode="auto">
+                    <a:xfrm>
+                      <a:off x="0" y="0"/>
+                      <a:ext cx="1047750" cy="790575"/>
+                    </a:xfrm>
+                    <a:prstGeom prst="rect">
+                      <a:avLst/>
+                    </a:prstGeom>
+                  </pic:spPr>
+                </pic:pic>
+              </a:graphicData>
+            </a:graphic>
+          </wp:inline>
+        </w:drawing>
+      </w:r>
+    </w:p>
+    <w:p>
+      <w:pPr>
+        <w:keepNext/>
+        <w:spacing w:after="120"/>
+      </w:pPr>
+      <w:r>
+        <w:rPr>
+          <w:b/>
+          <w:bCs/>
+        </w:rPr>
+        <w:t xml:space="preserve">Unit rate (Tasa unitaria)</w:t>
+      </w:r>
+      <w:r>
+        <w:t xml:space="preserve"> — A rate for just 1 of something. You find it by dividing.</w:t>
       </w:r>
     </w:p>
     <w:p>
@@ -579,7 +957,7 @@
           <w:b/>
           <w:bCs/>
         </w:rPr>
-        <w:t xml:space="preserve">1. A chef uses the proportion 3/7 = x/28 to scale a recipe. What is x?</w:t>
+        <w:t xml:space="preserve">1. Diamond needs 4 liters of water. Her bottle holds 500 milliliters. How many times must she fill it?</w:t>
       </w:r>
     </w:p>
     <w:p>
@@ -587,7 +965,7 @@
         <w:spacing w:after="40" w:before="0"/>
       </w:pPr>
       <w:r>
-        <w:t xml:space="preserve">     A. 12</w:t>
+        <w:t xml:space="preserve">     A. 8 times</w:t>
       </w:r>
     </w:p>
     <w:p>
@@ -595,7 +973,7 @@
         <w:spacing w:after="40" w:before="0"/>
       </w:pPr>
       <w:r>
-        <w:t xml:space="preserve">     B. 14</w:t>
+        <w:t xml:space="preserve">     B. 4 times</w:t>
       </w:r>
     </w:p>
     <w:p>
@@ -603,7 +981,7 @@
         <w:spacing w:after="40" w:before="0"/>
       </w:pPr>
       <w:r>
-        <w:t xml:space="preserve">     C. 9</w:t>
+        <w:t xml:space="preserve">     C. 2 times</w:t>
       </w:r>
     </w:p>
     <w:p>
@@ -611,7 +989,7 @@
         <w:spacing w:after="40" w:before="0"/>
       </w:pPr>
       <w:r>
-        <w:t xml:space="preserve">     D. 21</w:t>
+        <w:t xml:space="preserve">     D. 40 times</w:t>
       </w:r>
     </w:p>
     <w:p>
@@ -634,7 +1012,7 @@
           <w:b/>
           <w:bCs/>
         </w:rPr>
-        <w:t xml:space="preserve">2. Spot the Common Mistake</w:t>
+        <w:t xml:space="preserve">2. Find the error</w:t>
       </w:r>
     </w:p>
     <w:p>
@@ -642,7 +1020,7 @@
         <w:spacing w:after="40" w:before="0"/>
       </w:pPr>
       <w:r>
-        <w:t xml:space="preserve">   Step 1 (Set up the proportion): A recipe uses 4 cups of sugar for every 9 cups of flour: 4/9 = x/27.</w:t>
+        <w:t xml:space="preserve">   Step 1 (Setup): A recipe needs 2 pounds of flour. The scale reads in ounces (16 oz = 1 lb).</w:t>
       </w:r>
     </w:p>
     <w:p>
@@ -650,7 +1028,7 @@
         <w:spacing w:after="40" w:before="0"/>
       </w:pPr>
       <w:r>
-        <w:t xml:space="preserve">   Step 2 (Find the scale factor): 27 ÷ 9 = 3.</w:t>
+        <w:t xml:space="preserve">   Step 2 (Step 1): The unit ratio is 16 ounces : 1 pound.</w:t>
       </w:r>
     </w:p>
     <w:p>
@@ -658,7 +1036,7 @@
         <w:spacing w:after="40" w:before="0"/>
       </w:pPr>
       <w:r>
-        <w:t xml:space="preserve">   Step 3 (Solve for x): 4 + 3 = 7, so x = 7 cups of sugar.</w:t>
+        <w:t xml:space="preserve">   Step 3 (Step 2): 2 × 16 = 32, so 2 pounds = 32 ounces.</w:t>
       </w:r>
     </w:p>
     <w:p>
@@ -666,7 +1044,7 @@
         <w:spacing w:after="40" w:before="0"/>
       </w:pPr>
       <w:r>
-        <w:t xml:space="preserve">   Step 4 (Answer): Use 7 cups of sugar.</w:t>
+        <w:t xml:space="preserve">   Step 4 (Step 3): The scale reads 40 ounces, so there is not enough flour.</w:t>
       </w:r>
     </w:p>
     <w:p>
@@ -723,7 +1101,63 @@
           <w:b/>
           <w:bCs/>
         </w:rPr>
-        <w:t xml:space="preserve">3. Find Priya's Mistake</w:t>
+        <w:t xml:space="preserve">3. </w:t>
+      </w:r>
+    </w:p>
+    <w:p>
+      <w:pPr>
+        <w:spacing w:after="60" w:before="120"/>
+      </w:pPr>
+      <w:r>
+        <w:rPr>
+          <w:color w:val="BBBBBB"/>
+        </w:rPr>
+        <w:t xml:space="preserve">______________________________________________________________________</w:t>
+      </w:r>
+    </w:p>
+    <w:p>
+      <w:pPr>
+        <w:spacing w:after="60" w:before="120"/>
+      </w:pPr>
+      <w:r>
+        <w:rPr>
+          <w:color w:val="BBBBBB"/>
+        </w:rPr>
+        <w:t xml:space="preserve">______________________________________________________________________</w:t>
+      </w:r>
+    </w:p>
+    <w:p>
+      <w:pPr>
+        <w:spacing w:after="60" w:before="120"/>
+      </w:pPr>
+      <w:r>
+        <w:rPr>
+          <w:color w:val="BBBBBB"/>
+        </w:rPr>
+        <w:t xml:space="preserve">______________________________________________________________________</w:t>
+      </w:r>
+    </w:p>
+    <w:p>
+      <w:pPr>
+        <w:spacing w:after="60" w:before="120"/>
+      </w:pPr>
+      <w:r>
+        <w:rPr>
+          <w:color w:val="BBBBBB"/>
+        </w:rPr>
+        <w:t xml:space="preserve">______________________________________________________________________</w:t>
+      </w:r>
+    </w:p>
+    <w:p>
+      <w:pPr>
+        <w:spacing w:after="80" w:before="0"/>
+      </w:pPr>
+      <w:r>
+        <w:rPr>
+          <w:b/>
+          <w:bCs/>
+        </w:rPr>
+        <w:t xml:space="preserve">4. How many inches are in 2 feet?</w:t>
       </w:r>
     </w:p>
     <w:p>
@@ -731,7 +1165,7 @@
         <w:spacing w:after="40" w:before="0"/>
       </w:pPr>
       <w:r>
-        <w:t xml:space="preserve">   Step 1 (Set up the proportion): 5/8 = x/32</w:t>
+        <w:t xml:space="preserve">     A. 24</w:t>
       </w:r>
     </w:p>
     <w:p>
@@ -739,7 +1173,7 @@
         <w:spacing w:after="40" w:before="0"/>
       </w:pPr>
       <w:r>
-        <w:t xml:space="preserve">   Step 2 (Find the scale factor): 32 ÷ 8 = 4</w:t>
+        <w:t xml:space="preserve">     B. 14</w:t>
       </w:r>
     </w:p>
     <w:p>
@@ -747,7 +1181,7 @@
         <w:spacing w:after="40" w:before="0"/>
       </w:pPr>
       <w:r>
-        <w:t xml:space="preserve">   Step 3 (Solve for x): 5 + 4 = 9</w:t>
+        <w:t xml:space="preserve">     C. 10</w:t>
       </w:r>
     </w:p>
     <w:p>
@@ -755,52 +1189,96 @@
         <w:spacing w:after="40" w:before="0"/>
       </w:pPr>
       <w:r>
-        <w:t xml:space="preserve">   Step 4 (Answer): x = 9</w:t>
-      </w:r>
-    </w:p>
-    <w:p>
-      <w:pPr>
-        <w:spacing w:after="60" w:before="0"/>
+        <w:t xml:space="preserve">     D. 12</w:t>
+      </w:r>
+    </w:p>
+    <w:p>
+      <w:pPr>
+        <w:spacing w:after="60" w:before="120"/>
+      </w:pPr>
+      <w:r>
+        <w:rPr>
+          <w:color w:val="BBBBBB"/>
+        </w:rPr>
+        <w:t xml:space="preserve">______________________________________________________________________</w:t>
+      </w:r>
+    </w:p>
+    <w:p>
+      <w:r>
+        <w:br w:type="page"/>
+      </w:r>
+    </w:p>
+    <w:p>
+      <w:pPr>
+        <w:pStyle w:val="Heading1"/>
+        <w:spacing w:after="120"/>
+      </w:pPr>
+      <w:r>
+        <w:rPr>
+          <w:b/>
+          <w:bCs/>
+        </w:rPr>
+        <w:t xml:space="preserve">Answer Key (Teacher)</w:t>
+      </w:r>
+    </w:p>
+    <w:p>
+      <w:pPr>
+        <w:spacing w:after="40" w:before="0"/>
+      </w:pPr>
+      <w:r>
+        <w:rPr>
+          <w:b/>
+          <w:bCs/>
+        </w:rPr>
+        <w:t xml:space="preserve">1. A. 8 times</w:t>
+      </w:r>
+    </w:p>
+    <w:p>
+      <w:pPr>
+        <w:spacing w:after="20" w:before="0"/>
+      </w:pPr>
+      <w:r>
+        <w:t xml:space="preserve">     Convert first: 4 L = 4,000 mL. Then solve ? × 500 = 4,000, giving 8 fills.</w:t>
+      </w:r>
+    </w:p>
+    <w:p>
+      <w:pPr>
+        <w:spacing w:after="80" w:before="0"/>
       </w:pPr>
       <w:r>
         <w:rPr>
           <w:i/>
           <w:iCs/>
         </w:rPr>
-        <w:t xml:space="preserve">Which step has the mistake? Explain and fix it:</w:t>
-      </w:r>
-    </w:p>
-    <w:p>
-      <w:pPr>
-        <w:spacing w:after="60" w:before="120"/>
-      </w:pPr>
-      <w:r>
-        <w:rPr>
-          <w:color w:val="BBBBBB"/>
-        </w:rPr>
-        <w:t xml:space="preserve">______________________________________________________________________</w:t>
-      </w:r>
-    </w:p>
-    <w:p>
-      <w:pPr>
-        <w:spacing w:after="60" w:before="120"/>
-      </w:pPr>
-      <w:r>
-        <w:rPr>
-          <w:color w:val="BBBBBB"/>
-        </w:rPr>
-        <w:t xml:space="preserve">______________________________________________________________________</w:t>
-      </w:r>
-    </w:p>
-    <w:p>
-      <w:pPr>
-        <w:spacing w:after="60" w:before="120"/>
-      </w:pPr>
-      <w:r>
-        <w:rPr>
-          <w:color w:val="BBBBBB"/>
-        </w:rPr>
-        <w:t xml:space="preserve">______________________________________________________________________</w:t>
+        <w:t xml:space="preserve">     Watch for: A common mistake when converting within a measurement system is choosing the operation by habit instead of by unit size — multiplying every time. Converting 36 inches to feet by multiplying gives 36 × 12 = 432 feet, taller than a 40-story building. Ask first which unit is smaller: it takes MORE small units to make the same amount, so going to a smaller unit multiplies, and going to a larger unit divides.</w:t>
+      </w:r>
+    </w:p>
+    <w:p>
+      <w:pPr>
+        <w:spacing w:after="40" w:before="0"/>
+      </w:pPr>
+      <w:r>
+        <w:rPr>
+          <w:b/>
+          <w:bCs/>
+        </w:rPr>
+        <w:t xml:space="preserve">2. Find the error</w:t>
+      </w:r>
+    </w:p>
+    <w:p>
+      <w:pPr>
+        <w:spacing w:after="20" w:before="0"/>
+      </w:pPr>
+      <w:r>
+        <w:t xml:space="preserve">     The mistake is in Step 4.</w:t>
+      </w:r>
+    </w:p>
+    <w:p>
+      <w:pPr>
+        <w:spacing w:after="20" w:before="0"/>
+      </w:pPr>
+      <w:r>
+        <w:t xml:space="preserve">     Correct work: Step 3 compares correctly but concludes backwards. The recipe needs 32 ounces and the scale shows 40 ounces. Since 40 &gt; 32, there is MORE than enough flour — 8 ounces extra.</w:t>
       </w:r>
     </w:p>
     <w:p>
@@ -808,73 +1286,7 @@
         <w:spacing w:after="80" w:before="0"/>
       </w:pPr>
       <w:r>
-        <w:rPr>
-          <w:b/>
-          <w:bCs/>
-        </w:rPr>
-        <w:t xml:space="preserve">4. </w:t>
-      </w:r>
-    </w:p>
-    <w:p>
-      <w:pPr>
-        <w:spacing w:after="60" w:before="120"/>
-      </w:pPr>
-      <w:r>
-        <w:rPr>
-          <w:color w:val="BBBBBB"/>
-        </w:rPr>
-        <w:t xml:space="preserve">______________________________________________________________________</w:t>
-      </w:r>
-    </w:p>
-    <w:p>
-      <w:pPr>
-        <w:spacing w:after="60" w:before="120"/>
-      </w:pPr>
-      <w:r>
-        <w:rPr>
-          <w:color w:val="BBBBBB"/>
-        </w:rPr>
-        <w:t xml:space="preserve">______________________________________________________________________</w:t>
-      </w:r>
-    </w:p>
-    <w:p>
-      <w:pPr>
-        <w:spacing w:after="60" w:before="120"/>
-      </w:pPr>
-      <w:r>
-        <w:rPr>
-          <w:color w:val="BBBBBB"/>
-        </w:rPr>
-        <w:t xml:space="preserve">______________________________________________________________________</w:t>
-      </w:r>
-    </w:p>
-    <w:p>
-      <w:pPr>
-        <w:spacing w:after="60" w:before="120"/>
-      </w:pPr>
-      <w:r>
-        <w:rPr>
-          <w:color w:val="BBBBBB"/>
-        </w:rPr>
-        <w:t xml:space="preserve">______________________________________________________________________</w:t>
-      </w:r>
-    </w:p>
-    <w:p>
-      <w:r>
-        <w:br w:type="page"/>
-      </w:r>
-    </w:p>
-    <w:p>
-      <w:pPr>
-        <w:pStyle w:val="Heading1"/>
-        <w:spacing w:after="120"/>
-      </w:pPr>
-      <w:r>
-        <w:rPr>
-          <w:b/>
-          <w:bCs/>
-        </w:rPr>
-        <w:t xml:space="preserve">Answer Key (Teacher)</w:t>
+        <w:t xml:space="preserve">     Watch for: Converting is only half the job. After both amounts share a unit, read the comparison in the direction the question actually asks.</w:t>
       </w:r>
     </w:p>
     <w:p>
@@ -886,7 +1298,7 @@
           <w:b/>
           <w:bCs/>
         </w:rPr>
-        <w:t xml:space="preserve">1. A. 12</w:t>
+        <w:t xml:space="preserve">3. Open response — answers will vary.</w:t>
       </w:r>
     </w:p>
     <w:p>
@@ -894,7 +1306,27 @@
         <w:spacing w:after="20" w:before="0"/>
       </w:pPr>
       <w:r>
-        <w:t xml:space="preserve">     Scale factor: 28 ÷ 7 = 4. Multiply: 3 × 4 = 12. So x = 12.</w:t>
+        <w:t xml:space="preserve">     Sample: Total mix: 4 posts × 250 ounces = 1,000 ounces. Bags needed: 1,000 ÷ 80 = 12.5, and you cannot buy half a bag, so she needs 13 bags. Water: each bag takes 1 quart, so 13 bags take 13 quarts. Converting to cups with the unit ratio 4 cups : 1 quart, 13 × 4 = 52 cups of water. The two conversions go opposite ways: ounces to bags divides (a bag is the larger unit), while quarts to cups multiplies (a cup is the smaller unit).</w:t>
+      </w:r>
+    </w:p>
+    <w:p>
+      <w:pPr>
+        <w:spacing w:after="40" w:before="0"/>
+      </w:pPr>
+      <w:r>
+        <w:rPr>
+          <w:b/>
+          <w:bCs/>
+        </w:rPr>
+        <w:t xml:space="preserve">4. A. 24</w:t>
+      </w:r>
+    </w:p>
+    <w:p>
+      <w:pPr>
+        <w:spacing w:after="20" w:before="0"/>
+      </w:pPr>
+      <w:r>
+        <w:t xml:space="preserve">     2 × 12 = 24 inches.</w:t>
       </w:r>
     </w:p>
     <w:p>
@@ -906,107 +1338,7 @@
           <w:i/>
           <w:iCs/>
         </w:rPr>
-        <w:t xml:space="preserve">     Watch for: A common mistake in Use Ratio Reasoning is scaling by adding instead of multiplying: since the banquet has 120 − 8 = 112 more guests than the recipe serves, some students add 112 to the ingredient amount instead of finding the scale factor. For Chef Reyes's recipe that serves 8 people with 5 cups of tomatoes, scaling up to 120 guests this way gives 5 + 112 = 117 cups of tomatoes — a wildly wrong answer. Ratios scale multiplicatively, not additively: find the scale factor first (120 ÷ 8 = 15), then multiply the ingredient by that same scale factor: 5 × 15 = 75 cups of tomatoes. Before you submit, check that you multiplied every part of the ratio by the same scale factor instead of adding the same amount to each.</w:t>
-      </w:r>
-    </w:p>
-    <w:p>
-      <w:pPr>
-        <w:spacing w:after="40" w:before="0"/>
-      </w:pPr>
-      <w:r>
-        <w:rPr>
-          <w:b/>
-          <w:bCs/>
-        </w:rPr>
-        <w:t xml:space="preserve">2. Spot the Common Mistake</w:t>
-      </w:r>
-    </w:p>
-    <w:p>
-      <w:pPr>
-        <w:spacing w:after="20" w:before="0"/>
-      </w:pPr>
-      <w:r>
-        <w:t xml:space="preserve">     The mistake is in Step 3.</w:t>
-      </w:r>
-    </w:p>
-    <w:p>
-      <w:pPr>
-        <w:spacing w:after="20" w:before="0"/>
-      </w:pPr>
-      <w:r>
-        <w:t xml:space="preserve">     Correct work: Multiply by the scale factor instead of adding it: 4 × 3 = 12 cups of sugar. To keep ratios equivalent you multiply both parts by the scale factor — you never add it.</w:t>
-      </w:r>
-    </w:p>
-    <w:p>
-      <w:pPr>
-        <w:spacing w:after="80" w:before="0"/>
-      </w:pPr>
-      <w:r>
-        <w:t xml:space="preserve">     Watch for: The solving step added the scale factor instead of multiplying by it. Because 27 is 9 × 3, the sugar has to grow the same way: 4 × 3 = 12 cups. Adding would break the relationship, since 7/27 is not equivalent to 4/9 but 12/27 is.</w:t>
-      </w:r>
-    </w:p>
-    <w:p>
-      <w:pPr>
-        <w:spacing w:after="40" w:before="0"/>
-      </w:pPr>
-      <w:r>
-        <w:rPr>
-          <w:b/>
-          <w:bCs/>
-        </w:rPr>
-        <w:t xml:space="preserve">3. Find Priya's Mistake</w:t>
-      </w:r>
-    </w:p>
-    <w:p>
-      <w:pPr>
-        <w:spacing w:after="20" w:before="0"/>
-      </w:pPr>
-      <w:r>
-        <w:t xml:space="preserve">     The mistake is in Step 3.</w:t>
-      </w:r>
-    </w:p>
-    <w:p>
-      <w:pPr>
-        <w:spacing w:after="20" w:before="0"/>
-      </w:pPr>
-      <w:r>
-        <w:t xml:space="preserve">     Correct work: 5 × 4 = 20 (multiply by the scale factor, don't add it)</w:t>
-      </w:r>
-    </w:p>
-    <w:p>
-      <w:pPr>
-        <w:spacing w:after="80" w:before="0"/>
-      </w:pPr>
-      <w:r>
-        <w:t xml:space="preserve">     Watch for: In the solving step Priya added the scale factor to 5 instead of multiplying by it. Since 32 is 8 × 4, the top of the fraction scales the same way: 5 × 4 = 20, so x = 20 and 20/32 simplifies right back to 5/8.</w:t>
-      </w:r>
-    </w:p>
-    <w:p>
-      <w:pPr>
-        <w:spacing w:after="40" w:before="0"/>
-      </w:pPr>
-      <w:r>
-        <w:rPr>
-          <w:b/>
-          <w:bCs/>
-        </w:rPr>
-        <w:t xml:space="preserve">4. Open response — answers will vary.</w:t>
-      </w:r>
-    </w:p>
-    <w:p>
-      <w:pPr>
-        <w:spacing w:after="20" w:before="0"/>
-      </w:pPr>
-      <w:r>
-        <w:t xml:space="preserve">     Sample: Method 1 (scale factor): 15 ÷ 6 = 2.5. Multiply rice by 2.5: 4 × 2.5 = 10 cups. Method 2 (unit rate): 4 ÷ 6 = 2/3 cup per person. For 15 people: 2/3 × 15 = 10 cups. Both methods give 10 cups of rice.</w:t>
-      </w:r>
-    </w:p>
-    <w:p>
-      <w:pPr>
-        <w:spacing w:after="80" w:before="0"/>
-      </w:pPr>
-      <w:r>
-        <w:t xml:space="preserve">     Look for key words: 10 cups, 2.5, scale factor, unit rate, 2/3, both methods.</w:t>
+        <w:t xml:space="preserve">     Watch for: A common mistake when converting within a measurement system is choosing the operation by habit instead of by unit size — multiplying every time. Converting 36 inches to feet by multiplying gives 36 × 12 = 432 feet, taller than a 40-story building. Ask first which unit is smaller: it takes MORE small units to make the same amount, so going to a smaller unit multiplies, and going to a larger unit divides.</w:t>
       </w:r>
     </w:p>
     <w:sectPr>
